--- a/CV_Material_Nacho/Ignacio_Palmeri_CV_ES.docx
+++ b/CV_Material_Nacho/Ignacio_Palmeri_CV_ES.docx
@@ -22,7 +22,7 @@
     </w:p>
     <w:p>
       <w:r>
-        <w:t>Estudiante de 2.º año (Q4) de la Licenciatura en Gestión de Tecnologías de la Información (UADE, cursada presencial de lunes a viernes por la noche). Construyo proyectos propios que combinan Python, APIs REST, bases de datos e integraciones con modelos de lenguaje (LLMs), y uso herramientas de IA para prototipar, revisar, testear y documentar — siempre validando el resultado final. Sumo experiencia en atención al cliente y operaciones de alto tráfico, lo que me da criterio para entender problemas reales de soporte y procesos antes de automatizarlos. Busco una pasantía part-time (20 h semanales) en IA, automatización o IT donde pueda aprender construyendo.</w:t>
+        <w:t>Estudiante Lic. Gestión de TI (2º año) — Busco pasantía part-time IA/IT. Construyo proyectos propios que combinan Python, APIs REST, bases de datos e integraciones con LLMs, y uso herramientas de IA para prototipar, revisar, testear y documentar — siempre validando el resultado. Sumo experiencia en atención al cliente y operaciones de alto tráfico, lo que me da criterio para entender problemas reales de soporte y procesos antes de automatizarlos. Busco una pasantía part-time (20 h semanales) en IA, automatización o IT donde pueda aprender construyendo.</w:t>
       </w:r>
     </w:p>
     <w:p>
@@ -35,7 +35,7 @@
     </w:p>
     <w:p>
       <w:r>
-        <w:t>Licenciatura en Gestión de Tecnologías de la Información — UADE | Mar 2025 – Dic 2028 (estimado)</w:t>
+        <w:t>Lic. en Gestión de Tecnologías de la Información — UADE | 2025-03 – 2028-12</w:t>
       </w:r>
     </w:p>
     <w:p>
@@ -43,7 +43,7 @@
         <w:pStyle w:val="ListBullet"/>
       </w:pPr>
       <w:r>
-        <w:t>Cuarto cuatrimestre (Q4) en curso, alumno regular. Promedio: 8,2/10.</w:t>
+        <w:t>En curso — Q4, alumno regular. Promedio: 8.2/10.</w:t>
       </w:r>
     </w:p>
     <w:p>
@@ -56,7 +56,7 @@
     </w:p>
     <w:p>
       <w:r>
-        <w:t>Bachiller en Economía y Administración — Colegio Eccleston | Egresado 20/12/2024</w:t>
+        <w:t>Bachiller en Economía y Administración — Colegio Eccleston | 2020-03 – 2024-12-20</w:t>
       </w:r>
     </w:p>
     <w:p>
@@ -64,7 +64,15 @@
         <w:pStyle w:val="ListBullet"/>
       </w:pPr>
       <w:r>
-        <w:t>Promedio: 9,11/10 (analítico oficial).</w:t>
+        <w:t>Promedio: 9.11/10.</w:t>
+      </w:r>
+    </w:p>
+    <w:p>
+      <w:pPr>
+        <w:pStyle w:val="ListBullet"/>
+      </w:pPr>
+      <w:r>
+        <w:t>Analítico oficial.</w:t>
       </w:r>
     </w:p>
     <w:p>
@@ -77,7 +85,7 @@
     </w:p>
     <w:p>
       <w:r>
-        <w:t>Representante de Atención al Cliente — Grido (franquicia) | Oct 2023 – Presente</w:t>
+        <w:t>Representante de Atención al Cliente — Grido (franquicia) | 2023-10 – Present</w:t>
       </w:r>
     </w:p>
     <w:p>
@@ -85,7 +93,7 @@
         <w:pStyle w:val="ListBullet"/>
       </w:pPr>
       <w:r>
-        <w:t>Atención al cliente en punto de venta de alto tráfico: gestión de consultas, resolución de incidencias en tiempo real y facturación.</w:t>
+        <w:t>Gestión de consultas, resolución de incidencias en tiempo real y facturación.</w:t>
       </w:r>
     </w:p>
     <w:p>
@@ -135,7 +143,7 @@
         <w:pStyle w:val="ListBullet"/>
       </w:pPr>
       <w:r>
-        <w:t>Bot de Telegram que agrega ofertas de empleo de varias fuentes, filtra resultados y envía alertas programadas con resúmenes generados por LLM. Lo usé activamente en mi propia búsqueda laboral.</w:t>
+        <w:t>Bot de Telegram que agrega ofertas de varias fuentes, filtra y envía alertas con resúmenes LLM.</w:t>
       </w:r>
     </w:p>
     <w:p>
@@ -143,7 +151,7 @@
         <w:pStyle w:val="ListBullet"/>
       </w:pPr>
       <w:r>
-        <w:t xml:space="preserve">Dashboard web con autenticación (JWT, cookies httpOnly) y capa de facturación implementada con Stripe/MercadoPago en modo de prueba (sandbox). </w:t>
+        <w:t>Dashboard web con auth JWT/httpOnly + billing sandbox (Stripe/MercadoPago).</w:t>
       </w:r>
     </w:p>
     <w:p>
@@ -151,7 +159,15 @@
         <w:pStyle w:val="ListBullet"/>
       </w:pPr>
       <w:r>
-        <w:t>Desarrollado con asistencia de IA y revisado manualmente. Repositorio público: https://github.com/nachopalmeri/jobbot</w:t>
+        <w:t>Desarrollado con asistencia de IA y revisado manualmente.</w:t>
+      </w:r>
+    </w:p>
+    <w:p>
+      <w:pPr>
+        <w:pStyle w:val="ListBullet"/>
+      </w:pPr>
+      <w:r>
+        <w:t>Repositorio: https://github.com/nachopalmeri/jobbot</w:t>
       </w:r>
     </w:p>
     <w:p>
@@ -169,7 +185,7 @@
         <w:pStyle w:val="ListBullet"/>
       </w:pPr>
       <w:r>
-        <w:t>Prototipo de dashboard (57 commits) para operaciones internas: inventario, facturas, empleados, turnos, auditorías y tareas.</w:t>
+        <w:t>Prototipo 57 commits: inventario, facturas, empleados, turnos, auditorías.</w:t>
       </w:r>
     </w:p>
     <w:p>
@@ -177,7 +193,7 @@
         <w:pStyle w:val="ListBullet"/>
       </w:pPr>
       <w:r>
-        <w:t>Diseñé flujos y requisitos sobre operaciones reales de negocio; backend con API REST, modelos validados con Pydantic y testing (Jest/pytest).</w:t>
+        <w:t>Flujos y requisitos sobre operaciones reales; API REST + Pydantic + Jest/pytest.</w:t>
       </w:r>
     </w:p>
     <w:p>
@@ -185,7 +201,15 @@
         <w:pStyle w:val="ListBullet"/>
       </w:pPr>
       <w:r>
-        <w:t>Repositorio público sanitizado. Demo: https://franqui-ya.vercel.app · https://github.com/nachopalmeri/FranquiYA</w:t>
+        <w:t>Repositorio: https://github.com/nachopalmeri/FranquiYA</w:t>
+      </w:r>
+    </w:p>
+    <w:p>
+      <w:pPr>
+        <w:pStyle w:val="ListBullet"/>
+      </w:pPr>
+      <w:r>
+        <w:t>Demo: https://franqui-ya.vercel.app</w:t>
       </w:r>
     </w:p>
     <w:p>
@@ -195,7 +219,7 @@
     </w:p>
     <w:p>
       <w:r>
-        <w:t>Python · NumPy/Pandas · APIs externas (Polymarket y otras fuentes de odds) · MIT</w:t>
+        <w:t>Python · NumPy/Pandas · APIs externas (Polymarket odds) · MIT</w:t>
       </w:r>
     </w:p>
     <w:p>
@@ -203,7 +227,7 @@
         <w:pStyle w:val="ListBullet"/>
       </w:pPr>
       <w:r>
-        <w:t>Motor de predicción de resultados del Mundial 2026: consenso ponderado de 10 fuentes (incluye Polymarket como fuente de probabilidades), matriz de Poisson 7×7, 10.000 simulaciones Monte Carlo por grupo y actualización Elo post-partido.</w:t>
+        <w:t>Consenso ponderado 10 fuentes, matriz Poisson 7x7, 10k simulaciones Monte Carlo.</w:t>
       </w:r>
     </w:p>
     <w:p>
@@ -211,7 +235,23 @@
         <w:pStyle w:val="ListBullet"/>
       </w:pPr>
       <w:r>
-        <w:t>Pipeline de datos automatizado; dashboard deployado en Vercel. https://prode-mundial-2026-ten-omega.vercel.app · https://github.com/nachopalmeri/prode-mundial-2026</w:t>
+        <w:t>Pipeline automatizado; deploy en Vercel.</w:t>
+      </w:r>
+    </w:p>
+    <w:p>
+      <w:pPr>
+        <w:pStyle w:val="ListBullet"/>
+      </w:pPr>
+      <w:r>
+        <w:t>Repositorio: https://github.com/nachopalmeri/prode-mundial-2026</w:t>
+      </w:r>
+    </w:p>
+    <w:p>
+      <w:pPr>
+        <w:pStyle w:val="ListBullet"/>
+      </w:pPr>
+      <w:r>
+        <w:t>Demo: https://prode-mundial-2026-ten-omega.vercel.app</w:t>
       </w:r>
     </w:p>
     <w:p>
@@ -221,7 +261,7 @@
     </w:p>
     <w:p>
       <w:r>
-        <w:t>Python · argparse · APIs de LLM</w:t>
+        <w:t>Python · argparse · LLM APIs</w:t>
       </w:r>
     </w:p>
     <w:p>
@@ -229,7 +269,7 @@
         <w:pStyle w:val="ListBullet"/>
       </w:pPr>
       <w:r>
-        <w:t>Prototipo de línea de comandos para administrar el contexto enviado a modelos de lenguaje, con sistema de tiers y skills configurables.</w:t>
+        <w:t>Prototipo CLI con sistema de tiers y skills configurables.</w:t>
       </w:r>
     </w:p>
     <w:p>
@@ -237,7 +277,7 @@
         <w:pStyle w:val="ListBullet"/>
       </w:pPr>
       <w:r>
-        <w:t xml:space="preserve">Arquitectura modular: parser de argumentos, dispatcher, gestor de tiers e inyección de contexto. En GitHub, no publicado en PyPI. </w:t>
+        <w:t>Parser, dispatcher y gestor de contexto modular.</w:t>
       </w:r>
     </w:p>
     <w:p>
@@ -255,7 +295,7 @@
         <w:pStyle w:val="ListBullet"/>
       </w:pPr>
       <w:r>
-        <w:t>Sistema de agentes, skills y workflows (73 commits) que uso como dotfiles globales para desarrollo asistido por IA: planificación, implementación, revisión, testing y documentación.</w:t>
+        <w:t>Sistema de agentes/skills/workflows (73 commits) — dotfiles globales.</w:t>
       </w:r>
     </w:p>
     <w:p>
@@ -263,7 +303,15 @@
         <w:pStyle w:val="ListBullet"/>
       </w:pPr>
       <w:r>
-        <w:t>Uso responsable de agentes: reviso, testeo y adapto todo lo que genero. https://github.com/nachopalmeri/agents-system</w:t>
+        <w:t>Uso responsable: reviso, testeo y adapto todo lo generado.</w:t>
+      </w:r>
+    </w:p>
+    <w:p>
+      <w:pPr>
+        <w:pStyle w:val="ListBullet"/>
+      </w:pPr>
+      <w:r>
+        <w:t>Repositorio: https://github.com/nachopalmeri/agents-system</w:t>
       </w:r>
     </w:p>
     <w:p>
@@ -279,7 +327,7 @@
         <w:pStyle w:val="ListBullet"/>
       </w:pPr>
       <w:r>
-        <w:t>ignaciopalmeri.vercel.app — portfolio con proyectos, CV descargable y bitácora de trabajo.</w:t>
+        <w:t>ignaciopalmeri.vercel.app — portfolio con proyectos, CV descargable y bitácora.</w:t>
       </w:r>
     </w:p>
     <w:p>
@@ -287,7 +335,7 @@
         <w:pStyle w:val="ListBullet"/>
       </w:pPr>
       <w:r>
-        <w:t>github.com/nachopalmeri — 28+ repos públicos (JobBot, FranquiYA, Prode Mundial 2026, Agents System).</w:t>
+        <w:t>github.com/nachopalmeri — 28+ repos públicos.</w:t>
       </w:r>
     </w:p>
     <w:p>
@@ -327,7 +375,7 @@
         <w:pStyle w:val="ListBullet"/>
       </w:pPr>
       <w:r>
-        <w:t>IA aplicada: Integración de LLMs (Claude, Groq, Gemini), ingeniería de prompts, flujos de agentes, automatización de procesos, desarrollo asistido por IA con revisión y testing</w:t>
+        <w:t>IA aplicada: LLMs (Claude, Groq, Gemini), prompt engineering, agent workflows, automatización de procesos</w:t>
       </w:r>
     </w:p>
     <w:p>
@@ -335,7 +383,7 @@
         <w:pStyle w:val="ListBullet"/>
       </w:pPr>
       <w:r>
-        <w:t>Negocio y gestión: Modelado de procesos, atención al cliente, Excel avanzado, trabajo bajo presión, metodologías ágiles</w:t>
+        <w:t>Negocio y gestión: Modelado de procesos, atención al cliente, Excel avanzado, metodologías ágiles</w:t>
       </w:r>
     </w:p>
     <w:p>
@@ -351,7 +399,7 @@
         <w:pStyle w:val="ListBullet"/>
       </w:pPr>
       <w:r>
-        <w:t>Red Hat System Administration I (RH124) — Red Hat Academy, 2025. Curso completado de administración Linux/RHEL.</w:t>
+        <w:t>Red Hat System Administration I (RH124) — Red Hat Academy, 2025.</w:t>
       </w:r>
     </w:p>
     <w:p>
@@ -367,7 +415,7 @@
         <w:pStyle w:val="ListBullet"/>
       </w:pPr>
       <w:r>
-        <w:t>CCNA 1: Introduction to Networks (track Cisco) — UADE, en curso, finalización estimada dic 2026.</w:t>
+        <w:t>CCNA 1: Introduction to Networks — Cisco Networking Academy / UADE, 2026.</w:t>
       </w:r>
     </w:p>
     <w:p>
@@ -375,7 +423,7 @@
         <w:pStyle w:val="ListBullet"/>
       </w:pPr>
       <w:r>
-        <w:t>Inglés: nivel B1+/B2 autoevaluado, sin certificación aún. Opcional verificar con EF SET (gratis).</w:t>
+        <w:t>Inglés: B1 (intermedio), autoevaluado, sin certificación formal. Leo documentación técnica en inglés (EF SET opcional).</w:t>
       </w:r>
     </w:p>
     <w:p>
@@ -391,7 +439,7 @@
         <w:pStyle w:val="ListBullet"/>
       </w:pPr>
       <w:r>
-        <w:t>Español: nativo</w:t>
+        <w:t>Español: Nativo</w:t>
       </w:r>
     </w:p>
     <w:p>
@@ -399,7 +447,7 @@
         <w:pStyle w:val="ListBullet"/>
       </w:pPr>
       <w:r>
-        <w:t>Inglés: B1+/B2 — lectura técnica fluida, comunicación escrita y oral intermedia. Sin certificación formal aún.</w:t>
+        <w:t>Inglés: B1 (intermedio), autoevaluado, sin certificación formal. Leo documentación técnica en inglés</w:t>
       </w:r>
     </w:p>
     <w:p>
@@ -415,23 +463,7 @@
         <w:pStyle w:val="ListBullet"/>
       </w:pPr>
       <w:r>
-        <w:t>Part-time: 20 h semanales (ideal). Turno mañana o tarde, de lunes a viernes.</w:t>
-      </w:r>
-    </w:p>
-    <w:p>
-      <w:pPr>
-        <w:pStyle w:val="ListBullet"/>
-      </w:pPr>
-      <w:r>
-        <w:t>Híbrido o remoto; presencial en CABA/GBA. Preferencia: Temperley y alrededores, CABA.</w:t>
-      </w:r>
-    </w:p>
-    <w:p>
-      <w:pPr>
-        <w:pStyle w:val="ListBullet"/>
-      </w:pPr>
-      <w:r>
-        <w:t>Inicio inmediato.</w:t>
+        <w:t>Part-time 20 h semanales (ideal), turno mañana o tarde Lun-Vie. Híbrido/remoto; presencial CABA/GBA. Inicio inmediato.</w:t>
       </w:r>
     </w:p>
     <w:sectPr>
